--- a/documentos/transversales/02_Identificacion_de_Interesados.docx
+++ b/documentos/transversales/02_Identificacion_de_Interesados.docx
@@ -1428,7 +1428,7 @@
                 <w:sz w:val="19"/>
                 <w:lang w:val="es-CO"/>
               </w:rPr>
-              <w:t xml:space="preserve">VM Oracle Linux, Oracle Free, conexión Flask con</w:t>
+              <w:t xml:space="preserve">VM Oracle Linux, Oracle Free, conexión de la aplicación Java con</w:t>
             </w:r>
             <w:r>
               <w:rPr>

--- a/documentos/transversales/02_Identificacion_de_Interesados.docx
+++ b/documentos/transversales/02_Identificacion_de_Interesados.docx
@@ -1428,7 +1428,7 @@
                 <w:sz w:val="19"/>
                 <w:lang w:val="es-CO"/>
               </w:rPr>
-              <w:t xml:space="preserve">VM Oracle Linux, Oracle Free, conexión de la aplicación Java con</w:t>
+              <w:t xml:space="preserve">VM Oracle Linux, MySQL 8.4, conexión de la aplicación Java con</w:t>
             </w:r>
             <w:r>
               <w:rPr>
@@ -1443,7 +1443,7 @@
                 <w:sz w:val="19"/>
                 <w:lang w:val="es-CO"/>
               </w:rPr>
-              <w:t xml:space="preserve">VET_APP</w:t>
+              <w:t xml:space="preserve">vet_app</w:t>
             </w:r>
             <w:r>
               <w:rPr>

--- a/documentos/transversales/02_Identificacion_de_Interesados.docx
+++ b/documentos/transversales/02_Identificacion_de_Interesados.docx
@@ -285,7 +285,7 @@
       <w:pPr>
         <w:pStyle w:val="Heading1"/>
       </w:pPr>
-      <w:bookmarkStart w:id="19" w:name="_a7fd51723b61ddbf8de3c2fc8ec3194bd3c1019"/>
+      <w:bookmarkStart w:id="19" w:name="_criterios"/>
       <w:r>
         <w:rPr>
           <w:rStyle w:val="SectionNumber"/>
@@ -300,7 +300,7 @@
         <w:rPr>
           <w:lang w:val="es-CO"/>
         </w:rPr>
-        <w:t xml:space="preserve">Propósito y criterios del registro</w:t>
+        <w:t xml:space="preserve">Criterios</w:t>
       </w:r>
       <w:bookmarkEnd w:id="19"/>
     </w:p>
@@ -312,25 +312,38 @@
         <w:rPr>
           <w:lang w:val="es-CO"/>
         </w:rPr>
-        <w:t xml:space="preserve">Se identifican quienes definen, construyen, evalúan o representan necesidades de información de SIGEVET. El registro orienta las revisiones de reglas de negocio y la aceptación académica. Huella Sana S.A.S. y sus actores son ficticios; sus expectativas se utilizan para validar el caso con el docente y no corresponden a entrevistas realizadas.</w:t>
-      </w:r>
-    </w:p>
-    <w:p>
-      <w:pPr>
-        <w:pStyle w:val="BodyText"/>
-      </w:pPr>
+        <w:t xml:space="preserve">Huella Sana S.A.S.: caso ficticio validado con docente, sin entrevistas.</w:t>
+      </w:r>
       <w:r>
         <w:rPr>
           <w:lang w:val="es-CO"/>
         </w:rPr>
-        <w:t xml:space="preserve">El poder es la autoridad para aprobar alcance o aceptar productos; la influencia es la capacidad de orientar decisiones técnicas u operativas. Se califica alta, media o baja. Para la matriz, el poder medio se agrupa con poder bajo porque no implica autoridad de aprobación. El interés refleja el impacto esperado de los resultados.</w:t>
+        <w:t xml:space="preserve"> </w:t>
+      </w:r>
+      <w:r>
+        <w:rPr>
+          <w:lang w:val="es-CO"/>
+        </w:rPr>
+        <w:t xml:space="preserve">Poder: aprobación; influencia: decisiones; interés: impacto. Escala alta/media/baja;</w:t>
+      </w:r>
+      <w:r>
+        <w:rPr>
+          <w:lang w:val="es-CO"/>
+        </w:rPr>
+        <w:t xml:space="preserve"> </w:t>
+      </w:r>
+      <w:r>
+        <w:rPr>
+          <w:lang w:val="es-CO"/>
+        </w:rPr>
+        <w:t xml:space="preserve">poder medio/bajo: sin aprobación.</w:t>
       </w:r>
     </w:p>
     <w:p>
       <w:pPr>
         <w:pStyle w:val="Heading1"/>
       </w:pPr>
-      <w:bookmarkStart w:id="20" w:name="_94377f5794a7369d2f18aa78074c24397f3a9a2"/>
+      <w:bookmarkStart w:id="20" w:name="_registro"/>
       <w:r>
         <w:rPr>
           <w:rStyle w:val="SectionNumber"/>
@@ -345,20 +358,9 @@
         <w:rPr>
           <w:lang w:val="es-CO"/>
         </w:rPr>
-        <w:t xml:space="preserve">Registro de interesados</w:t>
+        <w:t xml:space="preserve">Registro</w:t>
       </w:r>
       <w:bookmarkEnd w:id="20"/>
-    </w:p>
-    <w:p>
-      <w:pPr>
-        <w:pStyle w:val="FirstParagraph"/>
-      </w:pPr>
-      <w:r>
-        <w:rPr>
-          <w:lang w:val="es-CO"/>
-        </w:rPr>
-        <w:t xml:space="preserve">El registro se presenta en dos tablas vinculadas por ID para conservar la legibilidad y la trazabilidad de cada expectativa y requisito.</w:t>
-      </w:r>
     </w:p>
     <w:p>
       <w:pPr>
@@ -368,7 +370,7 @@
         <w:rPr>
           <w:lang w:val="es-CO"/>
         </w:rPr>
-        <w:t xml:space="preserve">Identidad y valoración de interesados</w:t>
+        <w:t xml:space="preserve">Interesados</w:t>
       </w:r>
     </w:p>
     <w:tbl>
@@ -377,7 +379,7 @@
         <w:tblW w:type="pct" w:w="5000"/>
         <w:tblLayout w:type="fixed"/>
         <w:tblLook w:firstRow="1" w:lastRow="0" w:firstColumn="0" w:lastColumn="0" w:noHBand="0" w:noVBand="0" w:val="0020"/>
-        <w:tblCaption w:val="Identidad y valoración de interesados"/>
+        <w:tblCaption w:val="Interesados"/>
         <w:tblBorders>
           <w:top w:val="single" w:sz="4" w:color="A6A6A6"/>
           <w:left w:val="single" w:sz="4" w:color="A6A6A6"/>
@@ -429,7 +431,7 @@
                 <w:sz w:val="19"/>
                 <w:lang w:val="es-CO"/>
               </w:rPr>
-              <w:t xml:space="preserve">Nombre o rol</w:t>
+              <w:t xml:space="preserve">Nombre/rol</w:t>
             </w:r>
           </w:p>
         </w:tc>
@@ -465,7 +467,7 @@
                 <w:sz w:val="19"/>
                 <w:lang w:val="es-CO"/>
               </w:rPr>
-              <w:t xml:space="preserve">Interés / poder / influencia</w:t>
+              <w:t xml:space="preserve">Interés/poder/influencia</w:t>
             </w:r>
           </w:p>
         </w:tc>
@@ -497,7 +499,7 @@
                 <w:sz w:val="19"/>
                 <w:lang w:val="es-CO"/>
               </w:rPr>
-              <w:t xml:space="preserve">Ing., Esp., M.Ed. Christian Felipe Duarte Arévalo; docente / patrocinador</w:t>
+              <w:t xml:space="preserve">Ing., Esp., M.Ed. Christian Felipe Duarte Arévalo; docente/patrocinador</w:t>
             </w:r>
           </w:p>
         </w:tc>
@@ -527,7 +529,7 @@
                 <w:sz w:val="19"/>
                 <w:lang w:val="es-CO"/>
               </w:rPr>
-              <w:t xml:space="preserve">Alto / Alto / Alta</w:t>
+              <w:t xml:space="preserve">Alto/Alto/Alta</w:t>
             </w:r>
           </w:p>
         </w:tc>
@@ -559,7 +561,7 @@
                 <w:sz w:val="19"/>
                 <w:lang w:val="es-CO"/>
               </w:rPr>
-              <w:t xml:space="preserve">Juan David Polo Herrera (1117506677); Gerente del proyecto y DBA</w:t>
+              <w:t xml:space="preserve">Juan David Polo Herrera (1117506677); Gerente del proyecto/DBA</w:t>
             </w:r>
           </w:p>
         </w:tc>
@@ -589,7 +591,7 @@
                 <w:sz w:val="19"/>
                 <w:lang w:val="es-CO"/>
               </w:rPr>
-              <w:t xml:space="preserve">Alto / Alto / Alta</w:t>
+              <w:t xml:space="preserve">Alto/Alto/Alta</w:t>
             </w:r>
           </w:p>
         </w:tc>
@@ -621,7 +623,7 @@
                 <w:sz w:val="19"/>
                 <w:lang w:val="es-CO"/>
               </w:rPr>
-              <w:t xml:space="preserve">Sebastián Castellanos Parra (1031811214); Analista y modelador de datos</w:t>
+              <w:t xml:space="preserve">Sebastián Castellanos Parra (1031811214); Analista/modelador de datos</w:t>
             </w:r>
           </w:p>
         </w:tc>
@@ -651,7 +653,7 @@
                 <w:sz w:val="19"/>
                 <w:lang w:val="es-CO"/>
               </w:rPr>
-              <w:t xml:space="preserve">Alto / Medio / Alta</w:t>
+              <w:t xml:space="preserve">Alto/Medio/Alta</w:t>
             </w:r>
           </w:p>
         </w:tc>
@@ -683,7 +685,7 @@
                 <w:sz w:val="19"/>
                 <w:lang w:val="es-CO"/>
               </w:rPr>
-              <w:t xml:space="preserve">Juan Miguel Ramos (1025528586); Desarrollador web e infraestructura</w:t>
+              <w:t xml:space="preserve">Juan Miguel Ramos (1025528586); Desarrollador web/infraestructura</w:t>
             </w:r>
           </w:p>
         </w:tc>
@@ -713,7 +715,7 @@
                 <w:sz w:val="19"/>
                 <w:lang w:val="es-CO"/>
               </w:rPr>
-              <w:t xml:space="preserve">Alto / Medio / Alta</w:t>
+              <w:t xml:space="preserve">Alto/Medio/Alta</w:t>
             </w:r>
           </w:p>
         </w:tc>
@@ -745,37 +747,37 @@
                 <w:sz w:val="19"/>
                 <w:lang w:val="es-CO"/>
               </w:rPr>
-              <w:t xml:space="preserve">Gerente general ficticio de Huella Sana</w:t>
-            </w:r>
-          </w:p>
-        </w:tc>
-        <w:tc>
-          <w:tcPr/>
-          <w:p>
-            <w:pPr>
-              <w:pStyle w:val="Compact"/>
-            </w:pPr>
-            <w:r>
-              <w:rPr>
-                <w:sz w:val="19"/>
-                <w:lang w:val="es-CO"/>
-              </w:rPr>
-              <w:t xml:space="preserve">Huella Sana S.A.S.</w:t>
-            </w:r>
-          </w:p>
-        </w:tc>
-        <w:tc>
-          <w:tcPr/>
-          <w:p>
-            <w:pPr>
-              <w:pStyle w:val="Compact"/>
-            </w:pPr>
-            <w:r>
-              <w:rPr>
-                <w:sz w:val="19"/>
-                <w:lang w:val="es-CO"/>
-              </w:rPr>
-              <w:t xml:space="preserve">Alto / Alto / Alta</w:t>
+              <w:t xml:space="preserve">Gerente general ficticio</w:t>
+            </w:r>
+          </w:p>
+        </w:tc>
+        <w:tc>
+          <w:tcPr/>
+          <w:p>
+            <w:pPr>
+              <w:pStyle w:val="Compact"/>
+            </w:pPr>
+            <w:r>
+              <w:rPr>
+                <w:sz w:val="19"/>
+                <w:lang w:val="es-CO"/>
+              </w:rPr>
+              <w:t xml:space="preserve">Huella Sana</w:t>
+            </w:r>
+          </w:p>
+        </w:tc>
+        <w:tc>
+          <w:tcPr/>
+          <w:p>
+            <w:pPr>
+              <w:pStyle w:val="Compact"/>
+            </w:pPr>
+            <w:r>
+              <w:rPr>
+                <w:sz w:val="19"/>
+                <w:lang w:val="es-CO"/>
+              </w:rPr>
+              <w:t xml:space="preserve">Alto/Alto/Alta</w:t>
             </w:r>
           </w:p>
         </w:tc>
@@ -822,22 +824,22 @@
                 <w:sz w:val="19"/>
                 <w:lang w:val="es-CO"/>
               </w:rPr>
-              <w:t xml:space="preserve">Cinco sedes de Huella Sana</w:t>
-            </w:r>
-          </w:p>
-        </w:tc>
-        <w:tc>
-          <w:tcPr/>
-          <w:p>
-            <w:pPr>
-              <w:pStyle w:val="Compact"/>
-            </w:pPr>
-            <w:r>
-              <w:rPr>
-                <w:sz w:val="19"/>
-                <w:lang w:val="es-CO"/>
-              </w:rPr>
-              <w:t xml:space="preserve">Alto / Medio / Media</w:t>
+              <w:t xml:space="preserve">Cinco sedes</w:t>
+            </w:r>
+          </w:p>
+        </w:tc>
+        <w:tc>
+          <w:tcPr/>
+          <w:p>
+            <w:pPr>
+              <w:pStyle w:val="Compact"/>
+            </w:pPr>
+            <w:r>
+              <w:rPr>
+                <w:sz w:val="19"/>
+                <w:lang w:val="es-CO"/>
+              </w:rPr>
+              <w:t xml:space="preserve">Alto/Medio/Media</w:t>
             </w:r>
           </w:p>
         </w:tc>
@@ -884,22 +886,22 @@
                 <w:sz w:val="19"/>
                 <w:lang w:val="es-CO"/>
               </w:rPr>
-              <w:t xml:space="preserve">Huella Sana S.A.S.</w:t>
-            </w:r>
-          </w:p>
-        </w:tc>
-        <w:tc>
-          <w:tcPr/>
-          <w:p>
-            <w:pPr>
-              <w:pStyle w:val="Compact"/>
-            </w:pPr>
-            <w:r>
-              <w:rPr>
-                <w:sz w:val="19"/>
-                <w:lang w:val="es-CO"/>
-              </w:rPr>
-              <w:t xml:space="preserve">Alto / Bajo / Media</w:t>
+              <w:t xml:space="preserve">Huella Sana</w:t>
+            </w:r>
+          </w:p>
+        </w:tc>
+        <w:tc>
+          <w:tcPr/>
+          <w:p>
+            <w:pPr>
+              <w:pStyle w:val="Compact"/>
+            </w:pPr>
+            <w:r>
+              <w:rPr>
+                <w:sz w:val="19"/>
+                <w:lang w:val="es-CO"/>
+              </w:rPr>
+              <w:t xml:space="preserve">Alto/Bajo/Media</w:t>
             </w:r>
           </w:p>
         </w:tc>
@@ -946,22 +948,22 @@
                 <w:sz w:val="19"/>
                 <w:lang w:val="es-CO"/>
               </w:rPr>
-              <w:t xml:space="preserve">Huella Sana S.A.S.</w:t>
-            </w:r>
-          </w:p>
-        </w:tc>
-        <w:tc>
-          <w:tcPr/>
-          <w:p>
-            <w:pPr>
-              <w:pStyle w:val="Compact"/>
-            </w:pPr>
-            <w:r>
-              <w:rPr>
-                <w:sz w:val="19"/>
-                <w:lang w:val="es-CO"/>
-              </w:rPr>
-              <w:t xml:space="preserve">Alto / Bajo / Media</w:t>
+              <w:t xml:space="preserve">Huella Sana</w:t>
+            </w:r>
+          </w:p>
+        </w:tc>
+        <w:tc>
+          <w:tcPr/>
+          <w:p>
+            <w:pPr>
+              <w:pStyle w:val="Compact"/>
+            </w:pPr>
+            <w:r>
+              <w:rPr>
+                <w:sz w:val="19"/>
+                <w:lang w:val="es-CO"/>
+              </w:rPr>
+              <w:t xml:space="preserve">Alto/Bajo/Media</w:t>
             </w:r>
           </w:p>
         </w:tc>
@@ -993,37 +995,37 @@
                 <w:sz w:val="19"/>
                 <w:lang w:val="es-CO"/>
               </w:rPr>
-              <w:t xml:space="preserve">Personal de recepción y facturación</w:t>
-            </w:r>
-          </w:p>
-        </w:tc>
-        <w:tc>
-          <w:tcPr/>
-          <w:p>
-            <w:pPr>
-              <w:pStyle w:val="Compact"/>
-            </w:pPr>
-            <w:r>
-              <w:rPr>
-                <w:sz w:val="19"/>
-                <w:lang w:val="es-CO"/>
-              </w:rPr>
-              <w:t xml:space="preserve">Huella Sana S.A.S.</w:t>
-            </w:r>
-          </w:p>
-        </w:tc>
-        <w:tc>
-          <w:tcPr/>
-          <w:p>
-            <w:pPr>
-              <w:pStyle w:val="Compact"/>
-            </w:pPr>
-            <w:r>
-              <w:rPr>
-                <w:sz w:val="19"/>
-                <w:lang w:val="es-CO"/>
-              </w:rPr>
-              <w:t xml:space="preserve">Alto / Bajo / Media</w:t>
+              <w:t xml:space="preserve">Personal de recepción/facturación</w:t>
+            </w:r>
+          </w:p>
+        </w:tc>
+        <w:tc>
+          <w:tcPr/>
+          <w:p>
+            <w:pPr>
+              <w:pStyle w:val="Compact"/>
+            </w:pPr>
+            <w:r>
+              <w:rPr>
+                <w:sz w:val="19"/>
+                <w:lang w:val="es-CO"/>
+              </w:rPr>
+              <w:t xml:space="preserve">Huella Sana</w:t>
+            </w:r>
+          </w:p>
+        </w:tc>
+        <w:tc>
+          <w:tcPr/>
+          <w:p>
+            <w:pPr>
+              <w:pStyle w:val="Compact"/>
+            </w:pPr>
+            <w:r>
+              <w:rPr>
+                <w:sz w:val="19"/>
+                <w:lang w:val="es-CO"/>
+              </w:rPr>
+              <w:t xml:space="preserve">Alto/Bajo/Media</w:t>
             </w:r>
           </w:p>
         </w:tc>
@@ -1055,37 +1057,37 @@
                 <w:sz w:val="19"/>
                 <w:lang w:val="es-CO"/>
               </w:rPr>
-              <w:t xml:space="preserve">Clientes, dueños de mascotas</w:t>
-            </w:r>
-          </w:p>
-        </w:tc>
-        <w:tc>
-          <w:tcPr/>
-          <w:p>
-            <w:pPr>
-              <w:pStyle w:val="Compact"/>
-            </w:pPr>
-            <w:r>
-              <w:rPr>
-                <w:sz w:val="19"/>
-                <w:lang w:val="es-CO"/>
-              </w:rPr>
-              <w:t xml:space="preserve">Usuarios del caso Huella Sana</w:t>
-            </w:r>
-          </w:p>
-        </w:tc>
-        <w:tc>
-          <w:tcPr/>
-          <w:p>
-            <w:pPr>
-              <w:pStyle w:val="Compact"/>
-            </w:pPr>
-            <w:r>
-              <w:rPr>
-                <w:sz w:val="19"/>
-                <w:lang w:val="es-CO"/>
-              </w:rPr>
-              <w:t xml:space="preserve">Alto / Bajo / Baja</w:t>
+              <w:t xml:space="preserve">Clientes/dueños de mascotas</w:t>
+            </w:r>
+          </w:p>
+        </w:tc>
+        <w:tc>
+          <w:tcPr/>
+          <w:p>
+            <w:pPr>
+              <w:pStyle w:val="Compact"/>
+            </w:pPr>
+            <w:r>
+              <w:rPr>
+                <w:sz w:val="19"/>
+                <w:lang w:val="es-CO"/>
+              </w:rPr>
+              <w:t xml:space="preserve">Usuarios del caso</w:t>
+            </w:r>
+          </w:p>
+        </w:tc>
+        <w:tc>
+          <w:tcPr/>
+          <w:p>
+            <w:pPr>
+              <w:pStyle w:val="Compact"/>
+            </w:pPr>
+            <w:r>
+              <w:rPr>
+                <w:sz w:val="19"/>
+                <w:lang w:val="es-CO"/>
+              </w:rPr>
+              <w:t xml:space="preserve">Alto/Bajo/Baja</w:t>
             </w:r>
           </w:p>
         </w:tc>
@@ -1117,7 +1119,7 @@
                 <w:sz w:val="19"/>
                 <w:lang w:val="es-CO"/>
               </w:rPr>
-              <w:t xml:space="preserve">Coordinación del programa de Ingeniería de Sistemas</w:t>
+              <w:t xml:space="preserve">Coordinación de Ingeniería de Sistemas</w:t>
             </w:r>
           </w:p>
         </w:tc>
@@ -1147,7 +1149,7 @@
                 <w:sz w:val="19"/>
                 <w:lang w:val="es-CO"/>
               </w:rPr>
-              <w:t xml:space="preserve">Bajo / Alto / Media</w:t>
+              <w:t xml:space="preserve">Bajo/Alto/Media</w:t>
             </w:r>
           </w:p>
         </w:tc>
@@ -1162,7 +1164,7 @@
         <w:rPr>
           <w:lang w:val="es-CO"/>
         </w:rPr>
-        <w:t xml:space="preserve">Expectativas y requisitos vinculados por interesado</w:t>
+        <w:t xml:space="preserve">Expectativas y requisitos</w:t>
       </w:r>
     </w:p>
     <w:tbl>
@@ -1171,7 +1173,7 @@
         <w:tblW w:type="pct" w:w="5000"/>
         <w:tblLayout w:type="fixed"/>
         <w:tblLook w:firstRow="1" w:lastRow="0" w:firstColumn="0" w:lastColumn="0" w:noHBand="0" w:noVBand="0" w:val="0020"/>
-        <w:tblCaption w:val="Expectativas y requisitos vinculados por interesado"/>
+        <w:tblCaption w:val="Expectativas y requisitos"/>
         <w:tblBorders>
           <w:top w:val="single" w:sz="4" w:color="A6A6A6"/>
           <w:left w:val="single" w:sz="4" w:color="A6A6A6"/>
@@ -1272,22 +1274,22 @@
                 <w:sz w:val="19"/>
                 <w:lang w:val="es-CO"/>
               </w:rPr>
-              <w:t xml:space="preserve">Evidenciar dominio de diseño e implementación de bases de datos</w:t>
-            </w:r>
-          </w:p>
-        </w:tc>
-        <w:tc>
-          <w:tcPr/>
-          <w:p>
-            <w:pPr>
-              <w:pStyle w:val="Compact"/>
-            </w:pPr>
-            <w:r>
-              <w:rPr>
-                <w:sz w:val="19"/>
-                <w:lang w:val="es-CO"/>
-              </w:rPr>
-              <w:t xml:space="preserve">Ocho entregables por fase, seis transversales, 55 ejercicios y video de máximo 15 minutos con los tres integrantes.</w:t>
+              <w:t xml:space="preserve">Diseño/implementación BD</w:t>
+            </w:r>
+          </w:p>
+        </w:tc>
+        <w:tc>
+          <w:tcPr/>
+          <w:p>
+            <w:pPr>
+              <w:pStyle w:val="Compact"/>
+            </w:pPr>
+            <w:r>
+              <w:rPr>
+                <w:sz w:val="19"/>
+                <w:lang w:val="es-CO"/>
+              </w:rPr>
+              <w:t xml:space="preserve">Ocho entregables/fase, seis transversales, 55 ejercicios; video máximo 15 minutos, tres integrantes.</w:t>
             </w:r>
           </w:p>
         </w:tc>
@@ -1319,22 +1321,22 @@
                 <w:sz w:val="19"/>
                 <w:lang w:val="es-CO"/>
               </w:rPr>
-              <w:t xml:space="preserve">Mantener coherencia y cumplir hitos sin ampliar el alcance</w:t>
-            </w:r>
-          </w:p>
-        </w:tc>
-        <w:tc>
-          <w:tcPr/>
-          <w:p>
-            <w:pPr>
-              <w:pStyle w:val="Compact"/>
-            </w:pPr>
-            <w:r>
-              <w:rPr>
-                <w:sz w:val="19"/>
-                <w:lang w:val="es-CO"/>
-              </w:rPr>
-              <w:t xml:space="preserve">Esquema de 22 tablas, restricciones nombradas, scripts reproducibles y trazabilidad de horas y costos.</w:t>
+              <w:t xml:space="preserve">Hitos/alcance</w:t>
+            </w:r>
+          </w:p>
+        </w:tc>
+        <w:tc>
+          <w:tcPr/>
+          <w:p>
+            <w:pPr>
+              <w:pStyle w:val="Compact"/>
+            </w:pPr>
+            <w:r>
+              <w:rPr>
+                <w:sz w:val="19"/>
+                <w:lang w:val="es-CO"/>
+              </w:rPr>
+              <w:t xml:space="preserve">22 tablas, restricciones nombradas, scripts reproducibles, trazabilidad de horas/costos.</w:t>
             </w:r>
           </w:p>
         </w:tc>
@@ -1366,22 +1368,22 @@
                 <w:sz w:val="19"/>
                 <w:lang w:val="es-CO"/>
               </w:rPr>
-              <w:t xml:space="preserve">Representar reglas y cardinalidades sin contradicciones</w:t>
-            </w:r>
-          </w:p>
-        </w:tc>
-        <w:tc>
-          <w:tcPr/>
-          <w:p>
-            <w:pPr>
-              <w:pStyle w:val="Compact"/>
-            </w:pPr>
-            <w:r>
-              <w:rPr>
-                <w:sz w:val="19"/>
-                <w:lang w:val="es-CO"/>
-              </w:rPr>
-              <w:t xml:space="preserve">Chen, EER, Barker/Crow’s Foot, normalización y diccionario sincronizados con el DDL.</w:t>
+              <w:t xml:space="preserve">Reglas/cardinalidades coherentes</w:t>
+            </w:r>
+          </w:p>
+        </w:tc>
+        <w:tc>
+          <w:tcPr/>
+          <w:p>
+            <w:pPr>
+              <w:pStyle w:val="Compact"/>
+            </w:pPr>
+            <w:r>
+              <w:rPr>
+                <w:sz w:val="19"/>
+                <w:lang w:val="es-CO"/>
+              </w:rPr>
+              <w:t xml:space="preserve">Chen, EER, Barker/Crow’s Foot, normalización/diccionario sincronizados con DDL.</w:t>
             </w:r>
           </w:p>
         </w:tc>
@@ -1413,22 +1415,22 @@
                 <w:sz w:val="19"/>
                 <w:lang w:val="es-CO"/>
               </w:rPr>
-              <w:t xml:space="preserve">Disponer de un entorno reproducible y consultas comprobables</w:t>
-            </w:r>
-          </w:p>
-        </w:tc>
-        <w:tc>
-          <w:tcPr/>
-          <w:p>
-            <w:pPr>
-              <w:pStyle w:val="Compact"/>
-            </w:pPr>
-            <w:r>
-              <w:rPr>
-                <w:sz w:val="19"/>
-                <w:lang w:val="es-CO"/>
-              </w:rPr>
-              <w:t xml:space="preserve">VM Oracle Linux, MySQL 8.4, conexión de la aplicación Java con</w:t>
+              <w:t xml:space="preserve">Reproducibilidad/verificación</w:t>
+            </w:r>
+          </w:p>
+        </w:tc>
+        <w:tc>
+          <w:tcPr/>
+          <w:p>
+            <w:pPr>
+              <w:pStyle w:val="Compact"/>
+            </w:pPr>
+            <w:r>
+              <w:rPr>
+                <w:sz w:val="19"/>
+                <w:lang w:val="es-CO"/>
+              </w:rPr>
+              <w:t xml:space="preserve">VM Oracle Linux, MySQL 8.4, Java con</w:t>
             </w:r>
             <w:r>
               <w:rPr>
@@ -1450,14 +1452,7 @@
                 <w:sz w:val="19"/>
                 <w:lang w:val="es-CO"/>
               </w:rPr>
-              <w:t xml:space="preserve"> </w:t>
-            </w:r>
-            <w:r>
-              <w:rPr>
-                <w:sz w:val="19"/>
-                <w:lang w:val="es-CO"/>
-              </w:rPr>
-              <w:t xml:space="preserve">y resultados de 55 ejercicios.</w:t>
+              <w:t xml:space="preserve">, 55 ejercicios.</w:t>
             </w:r>
           </w:p>
         </w:tc>
@@ -1489,22 +1484,22 @@
                 <w:sz w:val="19"/>
                 <w:lang w:val="es-CO"/>
               </w:rPr>
-              <w:t xml:space="preserve">Comparar ingresos y actividad entre las cinco sedes</w:t>
-            </w:r>
-          </w:p>
-        </w:tc>
-        <w:tc>
-          <w:tcPr/>
-          <w:p>
-            <w:pPr>
-              <w:pStyle w:val="Compact"/>
-            </w:pPr>
-            <w:r>
-              <w:rPr>
-                <w:sz w:val="19"/>
-                <w:lang w:val="es-CO"/>
-              </w:rPr>
-              <w:t xml:space="preserve">Consultas por sede y servicio; integridad entre facturas, clientes y atención.</w:t>
+              <w:t xml:space="preserve">Comparar cinco sedes</w:t>
+            </w:r>
+          </w:p>
+        </w:tc>
+        <w:tc>
+          <w:tcPr/>
+          <w:p>
+            <w:pPr>
+              <w:pStyle w:val="Compact"/>
+            </w:pPr>
+            <w:r>
+              <w:rPr>
+                <w:sz w:val="19"/>
+                <w:lang w:val="es-CO"/>
+              </w:rPr>
+              <w:t xml:space="preserve">Ingresos/actividad por sede/servicio; integridad facturas-clientes-atención.</w:t>
             </w:r>
           </w:p>
         </w:tc>
@@ -1536,22 +1531,22 @@
                 <w:sz w:val="19"/>
                 <w:lang w:val="es-CO"/>
               </w:rPr>
-              <w:t xml:space="preserve">Consultar agenda, personal y existencias de su sede</w:t>
-            </w:r>
-          </w:p>
-        </w:tc>
-        <w:tc>
-          <w:tcPr/>
-          <w:p>
-            <w:pPr>
-              <w:pStyle w:val="Compact"/>
-            </w:pPr>
-            <w:r>
-              <w:rPr>
-                <w:sz w:val="19"/>
-                <w:lang w:val="es-CO"/>
-              </w:rPr>
-              <w:t xml:space="preserve">Director por sede, asignación de empleados y consulta de inventario bajo mínimo.</w:t>
+              <w:t xml:space="preserve">Agenda/personal/existencias</w:t>
+            </w:r>
+          </w:p>
+        </w:tc>
+        <w:tc>
+          <w:tcPr/>
+          <w:p>
+            <w:pPr>
+              <w:pStyle w:val="Compact"/>
+            </w:pPr>
+            <w:r>
+              <w:rPr>
+                <w:sz w:val="19"/>
+                <w:lang w:val="es-CO"/>
+              </w:rPr>
+              <w:t xml:space="preserve">Director/sede, empleados asignados, inventario bajo mínimo.</w:t>
             </w:r>
           </w:p>
         </w:tc>
@@ -1583,22 +1578,22 @@
                 <w:sz w:val="19"/>
                 <w:lang w:val="es-CO"/>
               </w:rPr>
-              <w:t xml:space="preserve">Recuperar antecedentes y prescripciones completos</w:t>
-            </w:r>
-          </w:p>
-        </w:tc>
-        <w:tc>
-          <w:tcPr/>
-          <w:p>
-            <w:pPr>
-              <w:pStyle w:val="Compact"/>
-            </w:pPr>
-            <w:r>
-              <w:rPr>
-                <w:sz w:val="19"/>
-                <w:lang w:val="es-CO"/>
-              </w:rPr>
-              <w:t xml:space="preserve">Historia única por mascota, consultas vinculadas a citas y medicamentos con dosis y frecuencia.</w:t>
+              <w:t xml:space="preserve">Antecedentes/prescripciones completos</w:t>
+            </w:r>
+          </w:p>
+        </w:tc>
+        <w:tc>
+          <w:tcPr/>
+          <w:p>
+            <w:pPr>
+              <w:pStyle w:val="Compact"/>
+            </w:pPr>
+            <w:r>
+              <w:rPr>
+                <w:sz w:val="19"/>
+                <w:lang w:val="es-CO"/>
+              </w:rPr>
+              <w:t xml:space="preserve">Historia única/mascota, consultas-citas, medicamentos con dosis/frecuencia.</w:t>
             </w:r>
           </w:p>
         </w:tc>
@@ -1630,22 +1625,22 @@
                 <w:sz w:val="19"/>
                 <w:lang w:val="es-CO"/>
               </w:rPr>
-              <w:t xml:space="preserve">Conservar datos de apoyo a la atención</w:t>
-            </w:r>
-          </w:p>
-        </w:tc>
-        <w:tc>
-          <w:tcPr/>
-          <w:p>
-            <w:pPr>
-              <w:pStyle w:val="Compact"/>
-            </w:pPr>
-            <w:r>
-              <w:rPr>
-                <w:sz w:val="19"/>
-                <w:lang w:val="es-CO"/>
-              </w:rPr>
-              <w:t xml:space="preserve">Asociación opcional del auxiliar a la consulta y registro de signos vitales.</w:t>
+              <w:t xml:space="preserve">Apoyo clínico</w:t>
+            </w:r>
+          </w:p>
+        </w:tc>
+        <w:tc>
+          <w:tcPr/>
+          <w:p>
+            <w:pPr>
+              <w:pStyle w:val="Compact"/>
+            </w:pPr>
+            <w:r>
+              <w:rPr>
+                <w:sz w:val="19"/>
+                <w:lang w:val="es-CO"/>
+              </w:rPr>
+              <w:t xml:space="preserve">Auxiliar opcional/consulta; signos vitales.</w:t>
             </w:r>
           </w:p>
         </w:tc>
@@ -1677,22 +1672,22 @@
                 <w:sz w:val="19"/>
                 <w:lang w:val="es-CO"/>
               </w:rPr>
-              <w:t xml:space="preserve">Evitar duplicidad y facturas inconsistentes</w:t>
-            </w:r>
-          </w:p>
-        </w:tc>
-        <w:tc>
-          <w:tcPr/>
-          <w:p>
-            <w:pPr>
-              <w:pStyle w:val="Compact"/>
-            </w:pPr>
-            <w:r>
-              <w:rPr>
-                <w:sz w:val="19"/>
-                <w:lang w:val="es-CO"/>
-              </w:rPr>
-              <w:t xml:space="preserve">Documento de cliente único, teléfonos múltiples y detalle con servicio o medicamento, nunca ambos.</w:t>
+              <w:t xml:space="preserve">Unicidad/consistencia</w:t>
+            </w:r>
+          </w:p>
+        </w:tc>
+        <w:tc>
+          <w:tcPr/>
+          <w:p>
+            <w:pPr>
+              <w:pStyle w:val="Compact"/>
+            </w:pPr>
+            <w:r>
+              <w:rPr>
+                <w:sz w:val="19"/>
+                <w:lang w:val="es-CO"/>
+              </w:rPr>
+              <w:t xml:space="preserve">Documento único; teléfonos múltiples; detalle exclusivo servicio/medicamento.</w:t>
             </w:r>
           </w:p>
         </w:tc>
@@ -1724,22 +1719,22 @@
                 <w:sz w:val="19"/>
                 <w:lang w:val="es-CO"/>
               </w:rPr>
-              <w:t xml:space="preserve">Mantener información coherente de sus mascotas entre sedes</w:t>
-            </w:r>
-          </w:p>
-        </w:tc>
-        <w:tc>
-          <w:tcPr/>
-          <w:p>
-            <w:pPr>
-              <w:pStyle w:val="Compact"/>
-            </w:pPr>
-            <w:r>
-              <w:rPr>
-                <w:sz w:val="19"/>
-                <w:lang w:val="es-CO"/>
-              </w:rPr>
-              <w:t xml:space="preserve">Mascota asociada a propietario e historia única; uso exclusivo de datos ficticios en la demostración.</w:t>
+              <w:t xml:space="preserve">Coherencia intersede</w:t>
+            </w:r>
+          </w:p>
+        </w:tc>
+        <w:tc>
+          <w:tcPr/>
+          <w:p>
+            <w:pPr>
+              <w:pStyle w:val="Compact"/>
+            </w:pPr>
+            <w:r>
+              <w:rPr>
+                <w:sz w:val="19"/>
+                <w:lang w:val="es-CO"/>
+              </w:rPr>
+              <w:t xml:space="preserve">Mascota-propietario, historia única; datos ficticios.</w:t>
             </w:r>
           </w:p>
         </w:tc>
@@ -1771,22 +1766,22 @@
                 <w:sz w:val="19"/>
                 <w:lang w:val="es-CO"/>
               </w:rPr>
-              <w:t xml:space="preserve">Garantizar calidad y evidencia del proyecto formativo</w:t>
-            </w:r>
-          </w:p>
-        </w:tc>
-        <w:tc>
-          <w:tcPr/>
-          <w:p>
-            <w:pPr>
-              <w:pStyle w:val="Compact"/>
-            </w:pPr>
-            <w:r>
-              <w:rPr>
-                <w:sz w:val="19"/>
-                <w:lang w:val="es-CO"/>
-              </w:rPr>
-              <w:t xml:space="preserve">Entregables con identificación institucional, roles y registro de aceptación académica.</w:t>
+              <w:t xml:space="preserve">Calidad/evidencia académica</w:t>
+            </w:r>
+          </w:p>
+        </w:tc>
+        <w:tc>
+          <w:tcPr/>
+          <w:p>
+            <w:pPr>
+              <w:pStyle w:val="Compact"/>
+            </w:pPr>
+            <w:r>
+              <w:rPr>
+                <w:sz w:val="19"/>
+                <w:lang w:val="es-CO"/>
+              </w:rPr>
+              <w:t xml:space="preserve">Identificación institucional/roles/aceptación registrada.</w:t>
             </w:r>
           </w:p>
         </w:tc>
@@ -1800,14 +1795,14 @@
         <w:rPr>
           <w:lang w:val="es-CO"/>
         </w:rPr>
-        <w:t xml:space="preserve">Los requisitos operativos de los actores de Huella Sana se modelan y se prueban mediante SQL. No amplían la aplicación a captura de datos ni a autenticación de usuarios finales, excluidas en la propuesta.</w:t>
+        <w:t xml:space="preserve">Pruebas: SQL. Excluidas captura y autenticación de usuarios finales.</w:t>
       </w:r>
     </w:p>
     <w:p>
       <w:pPr>
         <w:pStyle w:val="Heading1"/>
       </w:pPr>
-      <w:bookmarkStart w:id="21" w:name="_01eb0392bec98f6cb20cb03b214037cfeaa53e3"/>
+      <w:bookmarkStart w:id="21" w:name="_poderinterés"/>
       <w:r>
         <w:rPr>
           <w:rStyle w:val="SectionNumber"/>
@@ -1822,7 +1817,7 @@
         <w:rPr>
           <w:lang w:val="es-CO"/>
         </w:rPr>
-        <w:t xml:space="preserve">Matriz de poder e interés</w:t>
+        <w:t xml:space="preserve">Poder/interés</w:t>
       </w:r>
       <w:bookmarkEnd w:id="21"/>
     </w:p>
@@ -1834,7 +1829,7 @@
         <w:rPr>
           <w:lang w:val="es-CO"/>
         </w:rPr>
-        <w:t xml:space="preserve">Matriz de clasificación dos por dos</w:t>
+        <w:t xml:space="preserve">Clasificación</w:t>
       </w:r>
     </w:p>
     <w:tbl>
@@ -1843,7 +1838,7 @@
         <w:tblW w:type="pct" w:w="5000"/>
         <w:tblLayout w:type="fixed"/>
         <w:tblLook w:firstRow="1" w:lastRow="0" w:firstColumn="0" w:lastColumn="0" w:noHBand="0" w:noVBand="0" w:val="0020"/>
-        <w:tblCaption w:val="Matriz de clasificación dos por dos"/>
+        <w:tblCaption w:val="Clasificación"/>
         <w:tblBorders>
           <w:top w:val="single" w:sz="4" w:color="A6A6A6"/>
           <w:left w:val="single" w:sz="4" w:color="A6A6A6"/>
@@ -1876,7 +1871,7 @@
                 <w:sz w:val="19"/>
                 <w:lang w:val="es-CO"/>
               </w:rPr>
-              <w:t xml:space="preserve">Poder / interés</w:t>
+              <w:t xml:space="preserve">Poder/interés</w:t>
             </w:r>
           </w:p>
         </w:tc>
@@ -2006,7 +2001,7 @@
                 <w:sz w:val="19"/>
                 <w:lang w:val="es-CO"/>
               </w:rPr>
-              <w:t xml:space="preserve">Monitorear: sin interesados identificados en este cuadrante</w:t>
+              <w:t xml:space="preserve">Monitorear: ninguno</w:t>
             </w:r>
           </w:p>
         </w:tc>
@@ -2020,14 +2015,14 @@
         <w:rPr>
           <w:lang w:val="es-CO"/>
         </w:rPr>
-        <w:t xml:space="preserve">El poder de I05 representa su función dentro del caso simulado; la aprobación académica corresponde a I01. El equipo no atribuye a I05 una autorización real sobre los recursos de la Universidad.</w:t>
+        <w:t xml:space="preserve">I01 aprueba académicamente; I05 no autoriza recursos universitarios.</w:t>
       </w:r>
     </w:p>
     <w:p>
       <w:pPr>
         <w:pStyle w:val="Heading1"/>
       </w:pPr>
-      <w:bookmarkStart w:id="22" w:name="_01691102f63d24eed57e2236e6088f528124646"/>
+      <w:bookmarkStart w:id="22" w:name="_participación"/>
       <w:r>
         <w:rPr>
           <w:rStyle w:val="SectionNumber"/>
@@ -2042,9 +2037,20 @@
         <w:rPr>
           <w:lang w:val="es-CO"/>
         </w:rPr>
-        <w:t xml:space="preserve">Estrategia de participación</w:t>
+        <w:t xml:space="preserve">Participación</w:t>
       </w:r>
       <w:bookmarkEnd w:id="22"/>
+    </w:p>
+    <w:p>
+      <w:pPr>
+        <w:pStyle w:val="FirstParagraph"/>
+      </w:pPr>
+      <w:r>
+        <w:rPr>
+          <w:lang w:val="es-CO"/>
+        </w:rPr>
+        <w:t xml:space="preserve">Responsables: IDs del registro anterior.</w:t>
+      </w:r>
     </w:p>
     <w:p>
       <w:pPr>
@@ -2054,7 +2060,7 @@
         <w:rPr>
           <w:lang w:val="es-CO"/>
         </w:rPr>
-        <w:t xml:space="preserve">Estrategias de participación y seguimiento</w:t>
+        <w:t xml:space="preserve">Seguimiento</w:t>
       </w:r>
     </w:p>
     <w:tbl>
@@ -2063,7 +2069,7 @@
         <w:tblW w:type="pct" w:w="5000"/>
         <w:tblLayout w:type="fixed"/>
         <w:tblLook w:firstRow="1" w:lastRow="0" w:firstColumn="0" w:lastColumn="0" w:noHBand="0" w:noVBand="0" w:val="0020"/>
-        <w:tblCaption w:val="Estrategias de participación y seguimiento"/>
+        <w:tblCaption w:val="Seguimiento"/>
         <w:tblBorders>
           <w:top w:val="single" w:sz="4" w:color="A6A6A6"/>
           <w:left w:val="single" w:sz="4" w:color="A6A6A6"/>
@@ -2115,7 +2121,7 @@
                 <w:sz w:val="19"/>
                 <w:lang w:val="es-CO"/>
               </w:rPr>
-              <w:t xml:space="preserve">Estrategia y mecanismo</w:t>
+              <w:t xml:space="preserve">Estrategia/mecanismo</w:t>
             </w:r>
           </w:p>
         </w:tc>
@@ -2133,7 +2139,7 @@
                 <w:sz w:val="19"/>
                 <w:lang w:val="es-CO"/>
               </w:rPr>
-              <w:t xml:space="preserve">Frecuencia o punto de control</w:t>
+              <w:t xml:space="preserve">Frecuencia/control</w:t>
             </w:r>
           </w:p>
         </w:tc>
@@ -2183,37 +2189,37 @@
                 <w:sz w:val="19"/>
                 <w:lang w:val="es-CO"/>
               </w:rPr>
-              <w:t xml:space="preserve">Presentar paquetes verificables, resolver observaciones y registrar decisiones de alcance</w:t>
-            </w:r>
-          </w:p>
-        </w:tc>
-        <w:tc>
-          <w:tcPr/>
-          <w:p>
-            <w:pPr>
-              <w:pStyle w:val="Compact"/>
-            </w:pPr>
-            <w:r>
-              <w:rPr>
-                <w:sz w:val="19"/>
-                <w:lang w:val="es-CO"/>
-              </w:rPr>
-              <w:t xml:space="preserve">Revisión semanal; aceptación en Semana 8, Semana 13 y Semana 14</w:t>
-            </w:r>
-          </w:p>
-        </w:tc>
-        <w:tc>
-          <w:tcPr/>
-          <w:p>
-            <w:pPr>
-              <w:pStyle w:val="Compact"/>
-            </w:pPr>
-            <w:r>
-              <w:rPr>
-                <w:sz w:val="19"/>
-                <w:lang w:val="es-CO"/>
-              </w:rPr>
-              <w:t xml:space="preserve">Juan David Polo Herrera</w:t>
+              <w:t xml:space="preserve">Revisar paquetes; resolver observaciones; registrar alcance</w:t>
+            </w:r>
+          </w:p>
+        </w:tc>
+        <w:tc>
+          <w:tcPr/>
+          <w:p>
+            <w:pPr>
+              <w:pStyle w:val="Compact"/>
+            </w:pPr>
+            <w:r>
+              <w:rPr>
+                <w:sz w:val="19"/>
+                <w:lang w:val="es-CO"/>
+              </w:rPr>
+              <w:t xml:space="preserve">Semanal; aceptación semanas 8, 13 y 14</w:t>
+            </w:r>
+          </w:p>
+        </w:tc>
+        <w:tc>
+          <w:tcPr/>
+          <w:p>
+            <w:pPr>
+              <w:pStyle w:val="Compact"/>
+            </w:pPr>
+            <w:r>
+              <w:rPr>
+                <w:sz w:val="19"/>
+                <w:lang w:val="es-CO"/>
+              </w:rPr>
+              <w:t xml:space="preserve">I02</w:t>
             </w:r>
           </w:p>
         </w:tc>
@@ -2245,37 +2251,37 @@
                 <w:sz w:val="19"/>
                 <w:lang w:val="es-CO"/>
               </w:rPr>
-              <w:t xml:space="preserve">Consolidar avance, riesgos, horas y cambios; revisar restricciones y scripts</w:t>
-            </w:r>
-          </w:p>
-        </w:tc>
-        <w:tc>
-          <w:tcPr/>
-          <w:p>
-            <w:pPr>
-              <w:pStyle w:val="Compact"/>
-            </w:pPr>
-            <w:r>
-              <w:rPr>
-                <w:sz w:val="19"/>
-                <w:lang w:val="es-CO"/>
-              </w:rPr>
-              <w:t xml:space="preserve">Cada semana, Semana 1 a Semana 14</w:t>
-            </w:r>
-          </w:p>
-        </w:tc>
-        <w:tc>
-          <w:tcPr/>
-          <w:p>
-            <w:pPr>
-              <w:pStyle w:val="Compact"/>
-            </w:pPr>
-            <w:r>
-              <w:rPr>
-                <w:sz w:val="19"/>
-                <w:lang w:val="es-CO"/>
-              </w:rPr>
-              <w:t xml:space="preserve">Juan David Polo Herrera</w:t>
+              <w:t xml:space="preserve">Consolidar avance/riesgos/horas/cambios; revisar restricciones/scripts</w:t>
+            </w:r>
+          </w:p>
+        </w:tc>
+        <w:tc>
+          <w:tcPr/>
+          <w:p>
+            <w:pPr>
+              <w:pStyle w:val="Compact"/>
+            </w:pPr>
+            <w:r>
+              <w:rPr>
+                <w:sz w:val="19"/>
+                <w:lang w:val="es-CO"/>
+              </w:rPr>
+              <w:t xml:space="preserve">Semanal, semanas 1 a 14</w:t>
+            </w:r>
+          </w:p>
+        </w:tc>
+        <w:tc>
+          <w:tcPr/>
+          <w:p>
+            <w:pPr>
+              <w:pStyle w:val="Compact"/>
+            </w:pPr>
+            <w:r>
+              <w:rPr>
+                <w:sz w:val="19"/>
+                <w:lang w:val="es-CO"/>
+              </w:rPr>
+              <w:t xml:space="preserve">I02</w:t>
             </w:r>
           </w:p>
         </w:tc>
@@ -2307,37 +2313,37 @@
                 <w:sz w:val="19"/>
                 <w:lang w:val="es-CO"/>
               </w:rPr>
-              <w:t xml:space="preserve">Revisar modelos contra supuestos y diccionario mediante cambios de Git</w:t>
-            </w:r>
-          </w:p>
-        </w:tc>
-        <w:tc>
-          <w:tcPr/>
-          <w:p>
-            <w:pPr>
-              <w:pStyle w:val="Compact"/>
-            </w:pPr>
-            <w:r>
-              <w:rPr>
-                <w:sz w:val="19"/>
-                <w:lang w:val="es-CO"/>
-              </w:rPr>
-              <w:t xml:space="preserve">Cada semana de modelado; revisión final en Semana 8</w:t>
-            </w:r>
-          </w:p>
-        </w:tc>
-        <w:tc>
-          <w:tcPr/>
-          <w:p>
-            <w:pPr>
-              <w:pStyle w:val="Compact"/>
-            </w:pPr>
-            <w:r>
-              <w:rPr>
-                <w:sz w:val="19"/>
-                <w:lang w:val="es-CO"/>
-              </w:rPr>
-              <w:t xml:space="preserve">Juan David Polo Herrera</w:t>
+              <w:t xml:space="preserve">Contrastar modelos/supuestos/diccionario en Git</w:t>
+            </w:r>
+          </w:p>
+        </w:tc>
+        <w:tc>
+          <w:tcPr/>
+          <w:p>
+            <w:pPr>
+              <w:pStyle w:val="Compact"/>
+            </w:pPr>
+            <w:r>
+              <w:rPr>
+                <w:sz w:val="19"/>
+                <w:lang w:val="es-CO"/>
+              </w:rPr>
+              <w:t xml:space="preserve">Semanal durante modelado; final semana 8</w:t>
+            </w:r>
+          </w:p>
+        </w:tc>
+        <w:tc>
+          <w:tcPr/>
+          <w:p>
+            <w:pPr>
+              <w:pStyle w:val="Compact"/>
+            </w:pPr>
+            <w:r>
+              <w:rPr>
+                <w:sz w:val="19"/>
+                <w:lang w:val="es-CO"/>
+              </w:rPr>
+              <w:t xml:space="preserve">I02</w:t>
             </w:r>
           </w:p>
         </w:tc>
@@ -2369,37 +2375,37 @@
                 <w:sz w:val="19"/>
                 <w:lang w:val="es-CO"/>
               </w:rPr>
-              <w:t xml:space="preserve">Revisar resultados de consultas, instalación y conexión de solo lectura</w:t>
-            </w:r>
-          </w:p>
-        </w:tc>
-        <w:tc>
-          <w:tcPr/>
-          <w:p>
-            <w:pPr>
-              <w:pStyle w:val="Compact"/>
-            </w:pPr>
-            <w:r>
-              <w:rPr>
-                <w:sz w:val="19"/>
-                <w:lang w:val="es-CO"/>
-              </w:rPr>
-              <w:t xml:space="preserve">Semana 7 a Semana 13</w:t>
-            </w:r>
-          </w:p>
-        </w:tc>
-        <w:tc>
-          <w:tcPr/>
-          <w:p>
-            <w:pPr>
-              <w:pStyle w:val="Compact"/>
-            </w:pPr>
-            <w:r>
-              <w:rPr>
-                <w:sz w:val="19"/>
-                <w:lang w:val="es-CO"/>
-              </w:rPr>
-              <w:t xml:space="preserve">Juan David Polo Herrera</w:t>
+              <w:t xml:space="preserve">Revisar consultas/instalación/conexión de solo lectura</w:t>
+            </w:r>
+          </w:p>
+        </w:tc>
+        <w:tc>
+          <w:tcPr/>
+          <w:p>
+            <w:pPr>
+              <w:pStyle w:val="Compact"/>
+            </w:pPr>
+            <w:r>
+              <w:rPr>
+                <w:sz w:val="19"/>
+                <w:lang w:val="es-CO"/>
+              </w:rPr>
+              <w:t xml:space="preserve">Semanas 7 a 13</w:t>
+            </w:r>
+          </w:p>
+        </w:tc>
+        <w:tc>
+          <w:tcPr/>
+          <w:p>
+            <w:pPr>
+              <w:pStyle w:val="Compact"/>
+            </w:pPr>
+            <w:r>
+              <w:rPr>
+                <w:sz w:val="19"/>
+                <w:lang w:val="es-CO"/>
+              </w:rPr>
+              <w:t xml:space="preserve">I02</w:t>
             </w:r>
           </w:p>
         </w:tc>
@@ -2431,37 +2437,37 @@
                 <w:sz w:val="19"/>
                 <w:lang w:val="es-CO"/>
               </w:rPr>
-              <w:t xml:space="preserve">Validar escenarios simulados de indicadores y alcance con el docente</w:t>
-            </w:r>
-          </w:p>
-        </w:tc>
-        <w:tc>
-          <w:tcPr/>
-          <w:p>
-            <w:pPr>
-              <w:pStyle w:val="Compact"/>
-            </w:pPr>
-            <w:r>
-              <w:rPr>
-                <w:sz w:val="19"/>
-                <w:lang w:val="es-CO"/>
-              </w:rPr>
-              <w:t xml:space="preserve">Semana 2 y Semana 13</w:t>
-            </w:r>
-          </w:p>
-        </w:tc>
-        <w:tc>
-          <w:tcPr/>
-          <w:p>
-            <w:pPr>
-              <w:pStyle w:val="Compact"/>
-            </w:pPr>
-            <w:r>
-              <w:rPr>
-                <w:sz w:val="19"/>
-                <w:lang w:val="es-CO"/>
-              </w:rPr>
-              <w:t xml:space="preserve">Sebastián Castellanos Parra</w:t>
+              <w:t xml:space="preserve">Validar indicadores/alcance simulados con docente</w:t>
+            </w:r>
+          </w:p>
+        </w:tc>
+        <w:tc>
+          <w:tcPr/>
+          <w:p>
+            <w:pPr>
+              <w:pStyle w:val="Compact"/>
+            </w:pPr>
+            <w:r>
+              <w:rPr>
+                <w:sz w:val="19"/>
+                <w:lang w:val="es-CO"/>
+              </w:rPr>
+              <w:t xml:space="preserve">Semanas 2 y 13</w:t>
+            </w:r>
+          </w:p>
+        </w:tc>
+        <w:tc>
+          <w:tcPr/>
+          <w:p>
+            <w:pPr>
+              <w:pStyle w:val="Compact"/>
+            </w:pPr>
+            <w:r>
+              <w:rPr>
+                <w:sz w:val="19"/>
+                <w:lang w:val="es-CO"/>
+              </w:rPr>
+              <w:t xml:space="preserve">I03</w:t>
             </w:r>
           </w:p>
         </w:tc>
@@ -2493,37 +2499,37 @@
                 <w:sz w:val="19"/>
                 <w:lang w:val="es-CO"/>
               </w:rPr>
-              <w:t xml:space="preserve">Revisar casos de dirección, agenda e inventario por sede</w:t>
-            </w:r>
-          </w:p>
-        </w:tc>
-        <w:tc>
-          <w:tcPr/>
-          <w:p>
-            <w:pPr>
-              <w:pStyle w:val="Compact"/>
-            </w:pPr>
-            <w:r>
-              <w:rPr>
-                <w:sz w:val="19"/>
-                <w:lang w:val="es-CO"/>
-              </w:rPr>
-              <w:t xml:space="preserve">Semana 2, Semana 5 y Semana 13</w:t>
-            </w:r>
-          </w:p>
-        </w:tc>
-        <w:tc>
-          <w:tcPr/>
-          <w:p>
-            <w:pPr>
-              <w:pStyle w:val="Compact"/>
-            </w:pPr>
-            <w:r>
-              <w:rPr>
-                <w:sz w:val="19"/>
-                <w:lang w:val="es-CO"/>
-              </w:rPr>
-              <w:t xml:space="preserve">Sebastián Castellanos Parra</w:t>
+              <w:t xml:space="preserve">Revisar dirección/agenda/inventario por sede</w:t>
+            </w:r>
+          </w:p>
+        </w:tc>
+        <w:tc>
+          <w:tcPr/>
+          <w:p>
+            <w:pPr>
+              <w:pStyle w:val="Compact"/>
+            </w:pPr>
+            <w:r>
+              <w:rPr>
+                <w:sz w:val="19"/>
+                <w:lang w:val="es-CO"/>
+              </w:rPr>
+              <w:t xml:space="preserve">Semanas 2, 5 y 13</w:t>
+            </w:r>
+          </w:p>
+        </w:tc>
+        <w:tc>
+          <w:tcPr/>
+          <w:p>
+            <w:pPr>
+              <w:pStyle w:val="Compact"/>
+            </w:pPr>
+            <w:r>
+              <w:rPr>
+                <w:sz w:val="19"/>
+                <w:lang w:val="es-CO"/>
+              </w:rPr>
+              <w:t xml:space="preserve">I03</w:t>
             </w:r>
           </w:p>
         </w:tc>
@@ -2555,37 +2561,37 @@
                 <w:sz w:val="19"/>
                 <w:lang w:val="es-CO"/>
               </w:rPr>
-              <w:t xml:space="preserve">Contrastar historia clínica y prescripción con consultas de prueba</w:t>
-            </w:r>
-          </w:p>
-        </w:tc>
-        <w:tc>
-          <w:tcPr/>
-          <w:p>
-            <w:pPr>
-              <w:pStyle w:val="Compact"/>
-            </w:pPr>
-            <w:r>
-              <w:rPr>
-                <w:sz w:val="19"/>
-                <w:lang w:val="es-CO"/>
-              </w:rPr>
-              <w:t xml:space="preserve">Semana 3, Semana 7 y Semana 8</w:t>
-            </w:r>
-          </w:p>
-        </w:tc>
-        <w:tc>
-          <w:tcPr/>
-          <w:p>
-            <w:pPr>
-              <w:pStyle w:val="Compact"/>
-            </w:pPr>
-            <w:r>
-              <w:rPr>
-                <w:sz w:val="19"/>
-                <w:lang w:val="es-CO"/>
-              </w:rPr>
-              <w:t xml:space="preserve">Sebastián Castellanos Parra</w:t>
+              <w:t xml:space="preserve">Probar historia clínica/prescripción con consultas</w:t>
+            </w:r>
+          </w:p>
+        </w:tc>
+        <w:tc>
+          <w:tcPr/>
+          <w:p>
+            <w:pPr>
+              <w:pStyle w:val="Compact"/>
+            </w:pPr>
+            <w:r>
+              <w:rPr>
+                <w:sz w:val="19"/>
+                <w:lang w:val="es-CO"/>
+              </w:rPr>
+              <w:t xml:space="preserve">Semanas 3, 7 y 8</w:t>
+            </w:r>
+          </w:p>
+        </w:tc>
+        <w:tc>
+          <w:tcPr/>
+          <w:p>
+            <w:pPr>
+              <w:pStyle w:val="Compact"/>
+            </w:pPr>
+            <w:r>
+              <w:rPr>
+                <w:sz w:val="19"/>
+                <w:lang w:val="es-CO"/>
+              </w:rPr>
+              <w:t xml:space="preserve">I03</w:t>
             </w:r>
           </w:p>
         </w:tc>
@@ -2617,37 +2623,37 @@
                 <w:sz w:val="19"/>
                 <w:lang w:val="es-CO"/>
               </w:rPr>
-              <w:t xml:space="preserve">Revisar relación opcional de asistencia y datos de consulta</w:t>
-            </w:r>
-          </w:p>
-        </w:tc>
-        <w:tc>
-          <w:tcPr/>
-          <w:p>
-            <w:pPr>
-              <w:pStyle w:val="Compact"/>
-            </w:pPr>
-            <w:r>
-              <w:rPr>
-                <w:sz w:val="19"/>
-                <w:lang w:val="es-CO"/>
-              </w:rPr>
-              <w:t xml:space="preserve">Semana 3 y Semana 8</w:t>
-            </w:r>
-          </w:p>
-        </w:tc>
-        <w:tc>
-          <w:tcPr/>
-          <w:p>
-            <w:pPr>
-              <w:pStyle w:val="Compact"/>
-            </w:pPr>
-            <w:r>
-              <w:rPr>
-                <w:sz w:val="19"/>
-                <w:lang w:val="es-CO"/>
-              </w:rPr>
-              <w:t xml:space="preserve">Sebastián Castellanos Parra</w:t>
+              <w:t xml:space="preserve">Revisar asistencia opcional/datos de consulta</w:t>
+            </w:r>
+          </w:p>
+        </w:tc>
+        <w:tc>
+          <w:tcPr/>
+          <w:p>
+            <w:pPr>
+              <w:pStyle w:val="Compact"/>
+            </w:pPr>
+            <w:r>
+              <w:rPr>
+                <w:sz w:val="19"/>
+                <w:lang w:val="es-CO"/>
+              </w:rPr>
+              <w:t xml:space="preserve">Semanas 3 y 8</w:t>
+            </w:r>
+          </w:p>
+        </w:tc>
+        <w:tc>
+          <w:tcPr/>
+          <w:p>
+            <w:pPr>
+              <w:pStyle w:val="Compact"/>
+            </w:pPr>
+            <w:r>
+              <w:rPr>
+                <w:sz w:val="19"/>
+                <w:lang w:val="es-CO"/>
+              </w:rPr>
+              <w:t xml:space="preserve">I03</w:t>
             </w:r>
           </w:p>
         </w:tc>
@@ -2679,37 +2685,37 @@
                 <w:sz w:val="19"/>
                 <w:lang w:val="es-CO"/>
               </w:rPr>
-              <w:t xml:space="preserve">Probar unicidad, detalle de factura y consistencia de clientes</w:t>
-            </w:r>
-          </w:p>
-        </w:tc>
-        <w:tc>
-          <w:tcPr/>
-          <w:p>
-            <w:pPr>
-              <w:pStyle w:val="Compact"/>
-            </w:pPr>
-            <w:r>
-              <w:rPr>
-                <w:sz w:val="19"/>
-                <w:lang w:val="es-CO"/>
-              </w:rPr>
-              <w:t xml:space="preserve">Semana 6, Semana 8 y Semana 12</w:t>
-            </w:r>
-          </w:p>
-        </w:tc>
-        <w:tc>
-          <w:tcPr/>
-          <w:p>
-            <w:pPr>
-              <w:pStyle w:val="Compact"/>
-            </w:pPr>
-            <w:r>
-              <w:rPr>
-                <w:sz w:val="19"/>
-                <w:lang w:val="es-CO"/>
-              </w:rPr>
-              <w:t xml:space="preserve">Juan David Polo Herrera</w:t>
+              <w:t xml:space="preserve">Probar unicidad/detalle de factura/consistencia de clientes</w:t>
+            </w:r>
+          </w:p>
+        </w:tc>
+        <w:tc>
+          <w:tcPr/>
+          <w:p>
+            <w:pPr>
+              <w:pStyle w:val="Compact"/>
+            </w:pPr>
+            <w:r>
+              <w:rPr>
+                <w:sz w:val="19"/>
+                <w:lang w:val="es-CO"/>
+              </w:rPr>
+              <w:t xml:space="preserve">Semanas 6, 8 y 12</w:t>
+            </w:r>
+          </w:p>
+        </w:tc>
+        <w:tc>
+          <w:tcPr/>
+          <w:p>
+            <w:pPr>
+              <w:pStyle w:val="Compact"/>
+            </w:pPr>
+            <w:r>
+              <w:rPr>
+                <w:sz w:val="19"/>
+                <w:lang w:val="es-CO"/>
+              </w:rPr>
+              <w:t xml:space="preserve">I02</w:t>
             </w:r>
           </w:p>
         </w:tc>
@@ -2741,37 +2747,37 @@
                 <w:sz w:val="19"/>
                 <w:lang w:val="es-CO"/>
               </w:rPr>
-              <w:t xml:space="preserve">Revisar escenarios de propietario y mascota con datos ficticios</w:t>
-            </w:r>
-          </w:p>
-        </w:tc>
-        <w:tc>
-          <w:tcPr/>
-          <w:p>
-            <w:pPr>
-              <w:pStyle w:val="Compact"/>
-            </w:pPr>
-            <w:r>
-              <w:rPr>
-                <w:sz w:val="19"/>
-                <w:lang w:val="es-CO"/>
-              </w:rPr>
-              <w:t xml:space="preserve">Semana 2 y Semana 8</w:t>
-            </w:r>
-          </w:p>
-        </w:tc>
-        <w:tc>
-          <w:tcPr/>
-          <w:p>
-            <w:pPr>
-              <w:pStyle w:val="Compact"/>
-            </w:pPr>
-            <w:r>
-              <w:rPr>
-                <w:sz w:val="19"/>
-                <w:lang w:val="es-CO"/>
-              </w:rPr>
-              <w:t xml:space="preserve">Sebastián Castellanos Parra</w:t>
+              <w:t xml:space="preserve">Revisar propietario/mascota con datos ficticios</w:t>
+            </w:r>
+          </w:p>
+        </w:tc>
+        <w:tc>
+          <w:tcPr/>
+          <w:p>
+            <w:pPr>
+              <w:pStyle w:val="Compact"/>
+            </w:pPr>
+            <w:r>
+              <w:rPr>
+                <w:sz w:val="19"/>
+                <w:lang w:val="es-CO"/>
+              </w:rPr>
+              <w:t xml:space="preserve">Semanas 2 y 8</w:t>
+            </w:r>
+          </w:p>
+        </w:tc>
+        <w:tc>
+          <w:tcPr/>
+          <w:p>
+            <w:pPr>
+              <w:pStyle w:val="Compact"/>
+            </w:pPr>
+            <w:r>
+              <w:rPr>
+                <w:sz w:val="19"/>
+                <w:lang w:val="es-CO"/>
+              </w:rPr>
+              <w:t xml:space="preserve">I03</w:t>
             </w:r>
           </w:p>
         </w:tc>
@@ -2803,37 +2809,37 @@
                 <w:sz w:val="19"/>
                 <w:lang w:val="es-CO"/>
               </w:rPr>
-              <w:t xml:space="preserve">Conservar evidencia de productos y participación; atender solicitudes por el canal del docente</w:t>
-            </w:r>
-          </w:p>
-        </w:tc>
-        <w:tc>
-          <w:tcPr/>
-          <w:p>
-            <w:pPr>
-              <w:pStyle w:val="Compact"/>
-            </w:pPr>
-            <w:r>
-              <w:rPr>
-                <w:sz w:val="19"/>
-                <w:lang w:val="es-CO"/>
-              </w:rPr>
-              <w:t xml:space="preserve">Semana 14 o cuando sea requerido</w:t>
-            </w:r>
-          </w:p>
-        </w:tc>
-        <w:tc>
-          <w:tcPr/>
-          <w:p>
-            <w:pPr>
-              <w:pStyle w:val="Compact"/>
-            </w:pPr>
-            <w:r>
-              <w:rPr>
-                <w:sz w:val="19"/>
-                <w:lang w:val="es-CO"/>
-              </w:rPr>
-              <w:t xml:space="preserve">Juan David Polo Herrera</w:t>
+              <w:t xml:space="preserve">Conservar evidencia de productos/participación; solicitudes mediante docente</w:t>
+            </w:r>
+          </w:p>
+        </w:tc>
+        <w:tc>
+          <w:tcPr/>
+          <w:p>
+            <w:pPr>
+              <w:pStyle w:val="Compact"/>
+            </w:pPr>
+            <w:r>
+              <w:rPr>
+                <w:sz w:val="19"/>
+                <w:lang w:val="es-CO"/>
+              </w:rPr>
+              <w:t xml:space="preserve">Semana 14 o según solicitud</w:t>
+            </w:r>
+          </w:p>
+        </w:tc>
+        <w:tc>
+          <w:tcPr/>
+          <w:p>
+            <w:pPr>
+              <w:pStyle w:val="Compact"/>
+            </w:pPr>
+            <w:r>
+              <w:rPr>
+                <w:sz w:val="19"/>
+                <w:lang w:val="es-CO"/>
+              </w:rPr>
+              <w:t xml:space="preserve">I02</w:t>
             </w:r>
           </w:p>
         </w:tc>
@@ -2847,7 +2853,19 @@
         <w:rPr>
           <w:lang w:val="es-CO"/>
         </w:rPr>
-        <w:t xml:space="preserve">El gerente actualiza la clasificación cuando cambian expectativas o capacidad de decisión. Cada observación se vincula al ID del interesado, al paquete EDT y a su resolución en Git; si afecta alcance, presupuesto o hitos, se presenta al docente antes de incorporarla.</w:t>
+        <w:t xml:space="preserve">Gerente: reclasificar cambios de expectativas/poder. Observaciones: ID/EDT/resolución en Git.</w:t>
+      </w:r>
+      <w:r>
+        <w:rPr>
+          <w:lang w:val="es-CO"/>
+        </w:rPr>
+        <w:t xml:space="preserve"> </w:t>
+      </w:r>
+      <w:r>
+        <w:rPr>
+          <w:lang w:val="es-CO"/>
+        </w:rPr>
+        <w:t xml:space="preserve">Alcance/presupuesto/hitos: revisión docente previa.</w:t>
       </w:r>
     </w:p>
     <w:sectPr>

--- a/documentos/transversales/02_Identificacion_de_Interesados.docx
+++ b/documentos/transversales/02_Identificacion_de_Interesados.docx
@@ -312,7 +312,7 @@
         <w:rPr>
           <w:lang w:val="es-CO"/>
         </w:rPr>
-        <w:t xml:space="preserve">Huella Sana S.A.S.: caso ficticio validado con docente, sin entrevistas.</w:t>
+        <w:t xml:space="preserve">Huella Sana S.A.S. es un caso ficticio validado con el docente, sin entrevistas.</w:t>
       </w:r>
       <w:r>
         <w:rPr>
@@ -324,7 +324,7 @@
         <w:rPr>
           <w:lang w:val="es-CO"/>
         </w:rPr>
-        <w:t xml:space="preserve">Poder: aprobación; influencia: decisiones; interés: impacto. Escala alta/media/baja;</w:t>
+        <w:t xml:space="preserve">Poder: aprobar; influencia: decidir; interés: impacto. La escala es alta, media o baja; con</w:t>
       </w:r>
       <w:r>
         <w:rPr>
@@ -336,7 +336,7 @@
         <w:rPr>
           <w:lang w:val="es-CO"/>
         </w:rPr>
-        <w:t xml:space="preserve">poder medio/bajo: sin aprobación.</w:t>
+        <w:t xml:space="preserve">poder medio o bajo no se aprueba.</w:t>
       </w:r>
     </w:p>
     <w:p>
@@ -1795,7 +1795,7 @@
         <w:rPr>
           <w:lang w:val="es-CO"/>
         </w:rPr>
-        <w:t xml:space="preserve">Pruebas: SQL. Excluidas captura y autenticación de usuarios finales.</w:t>
+        <w:t xml:space="preserve">Las pruebas se hacen con SQL; se excluyen la captura y la autenticación de usuarios finales.</w:t>
       </w:r>
     </w:p>
     <w:p>
